--- a/원고/2부/러시아어_컨설턴트_25아크.docx
+++ b/원고/2부/러시아어_컨설턴트_25아크.docx
@@ -1125,6 +1125,42 @@
         <w:t xml:space="preserve"> </w:t>
       </w:r>
       <w:r>
+        <w:t xml:space="preserve">И каждый — по-своему прав. Своя рубашка ближе к телу — ни один директор не станет урезать собственный бюджет добровольно.</w:t>
+      </w:r>
+    </w:p>
+    <w:p>
+      <w:pPr>
+        <w:pStyle w:val="BodyText"/>
+      </w:pPr>
+      <w:r>
+        <w:rPr>
+          <w:bCs/>
+          <w:b/>
+        </w:rPr>
+        <w:t xml:space="preserve">Кирилл:</w:t>
+      </w:r>
+      <w:r>
+        <w:t xml:space="preserve"> </w:t>
+      </w:r>
+      <w:r>
+        <w:t xml:space="preserve">Поэтому — и решать за них в лоб, бессмысленно.</w:t>
+      </w:r>
+    </w:p>
+    <w:p>
+      <w:pPr>
+        <w:pStyle w:val="BodyText"/>
+      </w:pPr>
+      <w:r>
+        <w:rPr>
+          <w:bCs/>
+          <w:b/>
+        </w:rPr>
+        <w:t xml:space="preserve">Настя:</w:t>
+      </w:r>
+      <w:r>
+        <w:t xml:space="preserve"> </w:t>
+      </w:r>
+      <w:r>
         <w:t xml:space="preserve">Значит — нужна — не простая дележка поровну, а — продуманная приоритизация по реальной ценности.</w:t>
       </w:r>
     </w:p>
@@ -1278,6 +1314,24 @@
       </w:r>
       <w:r>
         <w:t xml:space="preserve">Медленно, признаюсь. Каждый — считает свой проект важнейшим естественно.</w:t>
+      </w:r>
+    </w:p>
+    <w:p>
+      <w:pPr>
+        <w:pStyle w:val="BodyText"/>
+      </w:pPr>
+      <w:r>
+        <w:rPr>
+          <w:bCs/>
+          <w:b/>
+        </w:rPr>
+        <w:t xml:space="preserve">Кирилл:</w:t>
+      </w:r>
+      <w:r>
+        <w:t xml:space="preserve"> </w:t>
+      </w:r>
+      <w:r>
+        <w:t xml:space="preserve">Как в «Квартете» у Крылова: «А вы, друзья, как ни садитесь, / Всё в музыканты не годитесь». Пересаживать строки бюджета — бесполезно, если не менять сам подход.</w:t>
       </w:r>
     </w:p>
     <w:p>

--- a/원고/2부/러시아어_컨설턴트_25아크.docx
+++ b/원고/2부/러시아어_컨설턴트_25아크.docx
@@ -2672,6 +2672,222 @@
       </w:r>
       <w:r>
         <w:t xml:space="preserve">(С улыбкой) Типун тебе на язык Кирилл. Идём — дальше шаг за шагом.</w:t>
+      </w:r>
+    </w:p>
+    <w:p>
+      <w:r>
+        <w:br w:type="page"/>
+      </w:r>
+    </w:p>
+    <w:p>
+      <w:pPr>
+        <w:pStyle w:val="BodyText"/>
+      </w:pPr>
+      <w:r>
+        <w:rPr>
+          <w:b/>
+          <w:bCs/>
+          <w:sz w:val="32"/>
+          <w:szCs w:val="32"/>
+        </w:rPr>
+        <w:t xml:space="preserve">📚 인용 해설 노트 — 25아크</w:t>
+      </w:r>
+    </w:p>
+    <w:p>
+      <w:pPr>
+        <w:pStyle w:val="BodyText"/>
+      </w:pPr>
+      <w:r>
+        <w:rPr/>
+        <w:t xml:space="preserve">이 화에 나온 러시아 고전 인용과 속담의 뜻, 원작 맥락, 쓰인 장면, 실제 대화에서 쓰는 요령을 정리했습니다.</w:t>
+      </w:r>
+    </w:p>
+    <w:p>
+      <w:pPr>
+        <w:pStyle w:val="BodyText"/>
+      </w:pPr>
+      <w:r>
+        <w:rPr>
+          <w:b/>
+          <w:bCs/>
+          <w:sz w:val="24"/>
+          <w:szCs w:val="24"/>
+        </w:rPr>
+        <w:t xml:space="preserve">인용 1 · «Своя рубашка ближе к телу»</w:t>
+      </w:r>
+    </w:p>
+    <w:p>
+      <w:pPr>
+        <w:pStyle w:val="BodyText"/>
+      </w:pPr>
+      <w:r>
+        <w:rPr>
+          <w:b/>
+          <w:bCs/>
+        </w:rPr>
+        <w:t xml:space="preserve">출전: </w:t>
+      </w:r>
+      <w:r>
+        <w:rPr/>
+        <w:t xml:space="preserve">러시아 속담</w:t>
+      </w:r>
+    </w:p>
+    <w:p>
+      <w:pPr>
+        <w:pStyle w:val="BodyText"/>
+      </w:pPr>
+      <w:r>
+        <w:rPr>
+          <w:b/>
+          <w:bCs/>
+        </w:rPr>
+        <w:t xml:space="preserve">뜻: </w:t>
+      </w:r>
+      <w:r>
+        <w:rPr/>
+        <w:t xml:space="preserve">제 셔츠가 몸에 더 가깝다. 우리말 '팔은 안으로 굽는다'와 같습니다.</w:t>
+      </w:r>
+    </w:p>
+    <w:p>
+      <w:pPr>
+        <w:pStyle w:val="BodyText"/>
+      </w:pPr>
+      <w:r>
+        <w:rPr>
+          <w:b/>
+          <w:bCs/>
+        </w:rPr>
+        <w:t xml:space="preserve">원작·유래: </w:t>
+      </w:r>
+      <w:r>
+        <w:rPr/>
+        <w:t xml:space="preserve">사람은 결국 자기 이익을 먼저 챙긴다는 현실적인 관찰입니다.</w:t>
+      </w:r>
+    </w:p>
+    <w:p>
+      <w:pPr>
+        <w:pStyle w:val="BodyText"/>
+      </w:pPr>
+      <w:r>
+        <w:rPr>
+          <w:b/>
+          <w:bCs/>
+        </w:rPr>
+        <w:t xml:space="preserve">이 화에서: </w:t>
+      </w:r>
+      <w:r>
+        <w:rPr/>
+        <w:t xml:space="preserve">사업부마다 예산 쟁탈전을 벌이자 나스탸가 '어떤 사업부장도 자기 예산을 스스로 깎지 않는다'며 말합니다.</w:t>
+      </w:r>
+    </w:p>
+    <w:p>
+      <w:pPr>
+        <w:pStyle w:val="BodyText"/>
+      </w:pPr>
+      <w:r>
+        <w:rPr>
+          <w:b/>
+          <w:bCs/>
+        </w:rPr>
+        <w:t xml:space="preserve">대화 활용 팁: </w:t>
+      </w:r>
+      <w:r>
+        <w:rPr/>
+        <w:t xml:space="preserve">부서 이기주의, 이해관계 충돌을 진단할 때 씁니다. 특정인을 겨냥하면 '이기적'이라는 비난이 되니 구조적 문제를 말할 때 쓰세요.</w:t>
+      </w:r>
+    </w:p>
+    <w:p>
+      <w:pPr>
+        <w:pStyle w:val="BodyText"/>
+      </w:pPr>
+      <w:r>
+        <w:rPr>
+          <w:b/>
+          <w:bCs/>
+          <w:sz w:val="24"/>
+          <w:szCs w:val="24"/>
+        </w:rPr>
+        <w:t xml:space="preserve">인용 2 · «А вы, друзья, как ни садитесь, / Всё в музыканты не годитесь»</w:t>
+      </w:r>
+    </w:p>
+    <w:p>
+      <w:pPr>
+        <w:pStyle w:val="BodyText"/>
+      </w:pPr>
+      <w:r>
+        <w:rPr>
+          <w:b/>
+          <w:bCs/>
+        </w:rPr>
+        <w:t xml:space="preserve">출전: </w:t>
+      </w:r>
+      <w:r>
+        <w:rPr/>
+        <w:t xml:space="preserve">이반 크릴로프, 우화 「4중주」(Квартет)</w:t>
+      </w:r>
+    </w:p>
+    <w:p>
+      <w:pPr>
+        <w:pStyle w:val="BodyText"/>
+      </w:pPr>
+      <w:r>
+        <w:rPr>
+          <w:b/>
+          <w:bCs/>
+        </w:rPr>
+        <w:t xml:space="preserve">뜻: </w:t>
+      </w:r>
+      <w:r>
+        <w:rPr/>
+        <w:t xml:space="preserve">친구들이여, 아무리 자리를 바꿔 앉아도 너희는 음악가가 될 수 없다.</w:t>
+      </w:r>
+    </w:p>
+    <w:p>
+      <w:pPr>
+        <w:pStyle w:val="BodyText"/>
+      </w:pPr>
+      <w:r>
+        <w:rPr>
+          <w:b/>
+          <w:bCs/>
+        </w:rPr>
+        <w:t xml:space="preserve">원작·유래: </w:t>
+      </w:r>
+      <w:r>
+        <w:rPr/>
+        <w:t xml:space="preserve">원숭이, 당나귀, 염소, 곰이 4중주를 하겠다며 자리 배치만 계속 바꾸다가, 나이팅게일에게 '실력이 없으면 자리를 바꿔도 소용없다'는 말을 듣는 우화입니다.</w:t>
+      </w:r>
+    </w:p>
+    <w:p>
+      <w:pPr>
+        <w:pStyle w:val="BodyText"/>
+      </w:pPr>
+      <w:r>
+        <w:rPr>
+          <w:b/>
+          <w:bCs/>
+        </w:rPr>
+        <w:t xml:space="preserve">이 화에서: </w:t>
+      </w:r>
+      <w:r>
+        <w:rPr/>
+        <w:t xml:space="preserve">자원 배분 분석이 지지부진하자 키릴이 아르테미에게 '예산표 줄만 바꿔 앉혀서는 소용없고 접근법 자체를 바꿔야 한다'고 말합니다.</w:t>
+      </w:r>
+    </w:p>
+    <w:p>
+      <w:pPr>
+        <w:pStyle w:val="BodyText"/>
+      </w:pPr>
+      <w:r>
+        <w:rPr>
+          <w:b/>
+          <w:bCs/>
+        </w:rPr>
+        <w:t xml:space="preserve">대화 활용 팁: </w:t>
+      </w:r>
+      <w:r>
+        <w:rPr/>
+        <w:t xml:space="preserve">조직 개편, 자리 재배치, 회의 방식 변경처럼 형식만 바꾸는 시도를 꼬집을 때 아주 적절합니다. 러시아 비즈니스 맥락에서 자주 인용됩니다.</w:t>
       </w:r>
     </w:p>
     <w:sectPr/>
